--- a/docs/Аналитика инженерного решения (правки).docx
+++ b/docs/Аналитика инженерного решения (правки).docx
@@ -4411,7 +4411,7 @@
           <w:sz w:val="24"/>
           <w:szCs w:val="24"/>
         </w:rPr>
-        <w:t xml:space="preserve">без ветра — 0,04 / 0,05 м;</w:t>
+        <w:t xml:space="preserve">без ветра — 0,03 / 0,04 м;</w:t>
       </w:r>
     </w:p>
     <w:p>
@@ -4432,7 +4432,7 @@
           <w:sz w:val="24"/>
           <w:szCs w:val="24"/>
         </w:rPr>
-        <w:t xml:space="preserve">ветер 8 м/с с порывами ±2 м/с — 0,30 / 0,54 м;</w:t>
+        <w:t xml:space="preserve">ветер 8 м/с с порывами ±2 м/с — 0,12 / 0,21 м;</w:t>
       </w:r>
     </w:p>
     <w:p>
@@ -4453,7 +4453,7 @@
           <w:sz w:val="24"/>
           <w:szCs w:val="24"/>
         </w:rPr>
-        <w:t xml:space="preserve">ветер 10 м/с с порывами ±3 м/с — 0,52 / 0,94 м; при усиленном регуляторе положения — 0,37 / 0,66 м;</w:t>
+        <w:t xml:space="preserve">ветер 10 м/с с порывами ±3 м/с — 0,20 / 0,39 м;</w:t>
       </w:r>
     </w:p>
     <w:p>
@@ -4474,7 +4474,7 @@
           <w:sz w:val="24"/>
           <w:szCs w:val="24"/>
         </w:rPr>
-        <w:t xml:space="preserve">после отказа одного из 6 БПЛА — смещение груза около 0,9 м.</w:t>
+        <w:t xml:space="preserve">после отказа одного из 6 БПЛА — смещение груза около 1 м.</w:t>
       </w:r>
     </w:p>
     <w:p>
@@ -4491,7 +4491,7 @@
           <w:sz w:val="24"/>
           <w:szCs w:val="24"/>
         </w:rPr>
-        <w:t xml:space="preserve">Постоянный ветер на точность почти не влияет (0,07 м при 10 м/с), основной вклад дают порывы. Результаты моделирования подлежат подтверждению в симуляторе Unity измерением положения груза относительно точки выгрузки.</w:t>
+        <w:t xml:space="preserve">Постоянный ветер на точность почти не влияет (0,07 м при 10 м/с), основной вклад дают порывы; коэффициенты регулятора положения подобраны перебором на модели (ошибка в ветре 10 ± 3 м/с снизилась с 0,53 до 0,20 м). Результаты моделирования подлежат подтверждению в симуляторе Unity измерением положения груза относительно точки выгрузки.</w:t>
       </w:r>
     </w:p>
     <w:p>

--- a/docs/Аналитика инженерного решения (правки).docx
+++ b/docs/Аналитика инженерного решения (правки).docx
@@ -4411,7 +4411,7 @@
           <w:sz w:val="24"/>
           <w:szCs w:val="24"/>
         </w:rPr>
-        <w:t xml:space="preserve">без ветра — 0,03 / 0,04 м;</w:t>
+        <w:t xml:space="preserve">без ветра — 0,04 / 0,08 м;</w:t>
       </w:r>
     </w:p>
     <w:p>
@@ -4432,7 +4432,7 @@
           <w:sz w:val="24"/>
           <w:szCs w:val="24"/>
         </w:rPr>
-        <w:t xml:space="preserve">ветер 8 м/с с порывами ±2 м/с — 0,12 / 0,21 м;</w:t>
+        <w:t xml:space="preserve">ветер 8 м/с с порывами ±2 м/с — 0,12 / 0,22 м;</w:t>
       </w:r>
     </w:p>
     <w:p>
@@ -4453,7 +4453,7 @@
           <w:sz w:val="24"/>
           <w:szCs w:val="24"/>
         </w:rPr>
-        <w:t xml:space="preserve">ветер 10 м/с с порывами ±3 м/с — 0,20 / 0,39 м;</w:t>
+        <w:t xml:space="preserve">ветер 10 м/с с порывами ±3 м/с — 0,21 / 0,39 м;</w:t>
       </w:r>
     </w:p>
     <w:p>
